--- a/中文简历_刘天泽.docx
+++ b/中文简历_刘天泽.docx
@@ -1,6 +1,6 @@
 
 <file path=word/document.xml><?xml version="1.0" encoding="utf-8"?>
-<w:document xmlns:wpc="http://schemas.microsoft.com/office/word/2010/wordprocessingCanvas" xmlns:cx="http://schemas.microsoft.com/office/drawing/2014/chartex" xmlns:cx1="http://schemas.microsoft.com/office/drawing/2015/9/8/chartex" xmlns:cx2="http://schemas.microsoft.com/office/drawing/2015/10/21/chartex" xmlns:cx3="http://schemas.microsoft.com/office/drawing/2016/5/9/chartex" xmlns:cx4="http://schemas.microsoft.com/office/drawing/2016/5/10/chartex" xmlns:cx5="http://schemas.microsoft.com/office/drawing/2016/5/11/chartex" xmlns:cx6="http://schemas.microsoft.com/office/drawing/2016/5/12/chartex" xmlns:cx7="http://schemas.microsoft.com/office/drawing/2016/5/13/chartex" xmlns:cx8="http://schemas.microsoft.com/office/drawing/2016/5/14/chartex" xmlns:mc="http://schemas.openxmlformats.org/markup-compatibility/2006" xmlns:aink="http://schemas.microsoft.com/office/drawing/2016/ink" xmlns:am3d="http://schemas.microsoft.com/office/drawing/2017/model3d" xmlns:o="urn:schemas-microsoft-com:office:office" xmlns:oel="http://schemas.microsoft.com/office/2019/extlst" xmlns:r="http://schemas.openxmlformats.org/officeDocument/2006/relationships" xmlns:m="http://schemas.openxmlformats.org/officeDocument/2006/math" xmlns:v="urn:schemas-microsoft-com:vml" xmlns:wp14="http://schemas.microsoft.com/office/word/2010/wordprocessingDrawing" xmlns:wp="http://schemas.openxmlformats.org/drawingml/2006/wordprocessingDrawing" xmlns:w10="urn:schemas-microsoft-com:office:word" xmlns:w="http://schemas.openxmlformats.org/wordprocessingml/2006/main" xmlns:w14="http://schemas.microsoft.com/office/word/2010/wordml" xmlns:w15="http://schemas.microsoft.com/office/word/2012/wordml" xmlns:w16cex="http://schemas.microsoft.com/office/word/2018/wordml/cex" xmlns:w16cid="http://schemas.microsoft.com/office/word/2016/wordml/cid" xmlns:w16="http://schemas.microsoft.com/office/word/2018/wordml" xmlns:w16sdtdh="http://schemas.microsoft.com/office/word/2020/wordml/sdtdatahash" xmlns:w16se="http://schemas.microsoft.com/office/word/2015/wordml/symex" xmlns:wpg="http://schemas.microsoft.com/office/word/2010/wordprocessingGroup" xmlns:wpi="http://schemas.microsoft.com/office/word/2010/wordprocessingInk" xmlns:wne="http://schemas.microsoft.com/office/word/2006/wordml" xmlns:wps="http://schemas.microsoft.com/office/word/2010/wordprocessingShape" mc:Ignorable="w14 w15 w16se w16cid w16 w16cex w16sdtdh wp14">
+<w:document xmlns:wpc="http://schemas.microsoft.com/office/word/2010/wordprocessingCanvas" xmlns:cx="http://schemas.microsoft.com/office/drawing/2014/chartex" xmlns:cx1="http://schemas.microsoft.com/office/drawing/2015/9/8/chartex" xmlns:cx2="http://schemas.microsoft.com/office/drawing/2015/10/21/chartex" xmlns:cx3="http://schemas.microsoft.com/office/drawing/2016/5/9/chartex" xmlns:cx4="http://schemas.microsoft.com/office/drawing/2016/5/10/chartex" xmlns:cx5="http://schemas.microsoft.com/office/drawing/2016/5/11/chartex" xmlns:cx6="http://schemas.microsoft.com/office/drawing/2016/5/12/chartex" xmlns:cx7="http://schemas.microsoft.com/office/drawing/2016/5/13/chartex" xmlns:cx8="http://schemas.microsoft.com/office/drawing/2016/5/14/chartex" xmlns:mc="http://schemas.openxmlformats.org/markup-compatibility/2006" xmlns:aink="http://schemas.microsoft.com/office/drawing/2016/ink" xmlns:am3d="http://schemas.microsoft.com/office/drawing/2017/model3d" xmlns:o="urn:schemas-microsoft-com:office:office" xmlns:oel="http://schemas.microsoft.com/office/2019/extlst" xmlns:r="http://schemas.openxmlformats.org/officeDocument/2006/relationships" xmlns:m="http://schemas.openxmlformats.org/officeDocument/2006/math" xmlns:v="urn:schemas-microsoft-com:vml" xmlns:wp14="http://schemas.microsoft.com/office/word/2010/wordprocessingDrawing" xmlns:wp="http://schemas.openxmlformats.org/drawingml/2006/wordprocessingDrawing" xmlns:w10="urn:schemas-microsoft-com:office:word" xmlns:w="http://schemas.openxmlformats.org/wordprocessingml/2006/main" xmlns:w14="http://schemas.microsoft.com/office/word/2010/wordml" xmlns:w15="http://schemas.microsoft.com/office/word/2012/wordml" xmlns:w16cex="http://schemas.microsoft.com/office/word/2018/wordml/cex" xmlns:w16cid="http://schemas.microsoft.com/office/word/2016/wordml/cid" xmlns:w16="http://schemas.microsoft.com/office/word/2018/wordml" xmlns:w16du="http://schemas.microsoft.com/office/word/2023/wordml/word16du" xmlns:w16sdtdh="http://schemas.microsoft.com/office/word/2020/wordml/sdtdatahash" xmlns:w16se="http://schemas.microsoft.com/office/word/2015/wordml/symex" xmlns:wpg="http://schemas.microsoft.com/office/word/2010/wordprocessingGroup" xmlns:wpi="http://schemas.microsoft.com/office/word/2010/wordprocessingInk" xmlns:wne="http://schemas.microsoft.com/office/word/2006/wordml" xmlns:wps="http://schemas.microsoft.com/office/word/2010/wordprocessingShape" mc:Ignorable="w14 w15 w16se w16cid w16 w16cex w16sdtdh w16du wp14">
   <w:body>
     <w:p>
       <w:pPr>
@@ -122,7 +122,50 @@
           <w:sz w:val="20"/>
           <w:szCs w:val="20"/>
         </w:rPr>
-        <w:t xml:space="preserve"> ● </w:t>
+        <w:t xml:space="preserve"> </w:t>
+      </w:r>
+      <w:r>
+        <w:rPr>
+          <w:rStyle w:val="20"/>
+          <w:sz w:val="20"/>
+          <w:szCs w:val="20"/>
+        </w:rPr>
+        <w:t>●</w:t>
+      </w:r>
+      <w:r>
+        <w:rPr>
+          <w:rStyle w:val="20"/>
+          <w:rFonts w:hint="eastAsia"/>
+          <w:sz w:val="20"/>
+          <w:szCs w:val="20"/>
+        </w:rPr>
+        <w:t xml:space="preserve"> </w:t>
+      </w:r>
+      <w:r>
+        <w:rPr>
+          <w:rStyle w:val="20"/>
+          <w:rFonts w:hint="eastAsia"/>
+          <w:sz w:val="20"/>
+          <w:szCs w:val="20"/>
+        </w:rPr>
+        <w:t>男</w:t>
+      </w:r>
+      <w:r>
+        <w:rPr>
+          <w:rStyle w:val="20"/>
+          <w:rFonts w:hint="eastAsia"/>
+          <w:sz w:val="20"/>
+          <w:szCs w:val="20"/>
+        </w:rPr>
+        <w:t xml:space="preserve"> </w:t>
+      </w:r>
+      <w:r>
+        <w:rPr>
+          <w:rStyle w:val="20"/>
+          <w:sz w:val="20"/>
+          <w:szCs w:val="20"/>
+        </w:rPr>
+        <w:t xml:space="preserve">● </w:t>
       </w:r>
       <w:r>
         <w:rPr>
@@ -141,12 +184,34 @@
         <w:t>邮箱：</w:t>
       </w:r>
       <w:r>
+        <w:rPr>
+          <w:rFonts w:ascii="Times New Roman" w:hAnsi="Times New Roman" w:cs="Times New Roman"/>
+          <w:sz w:val="20"/>
+          <w:szCs w:val="20"/>
+        </w:rPr>
         <w:fldChar w:fldCharType="begin"/>
       </w:r>
       <w:r>
-        <w:instrText>HYPERLINK "http://1370360001@139.com"</w:instrText>
-      </w:r>
-      <w:r>
+        <w:rPr>
+          <w:rFonts w:ascii="Times New Roman" w:hAnsi="Times New Roman" w:cs="Times New Roman"/>
+          <w:sz w:val="20"/>
+          <w:szCs w:val="20"/>
+        </w:rPr>
+        <w:instrText>HYPERLINK "mailto:13704360001@139.com"</w:instrText>
+      </w:r>
+      <w:r>
+        <w:rPr>
+          <w:rFonts w:ascii="Times New Roman" w:hAnsi="Times New Roman" w:cs="Times New Roman"/>
+          <w:sz w:val="20"/>
+          <w:szCs w:val="20"/>
+        </w:rPr>
+      </w:r>
+      <w:r>
+        <w:rPr>
+          <w:rFonts w:ascii="Times New Roman" w:hAnsi="Times New Roman" w:cs="Times New Roman"/>
+          <w:sz w:val="20"/>
+          <w:szCs w:val="20"/>
+        </w:rPr>
         <w:fldChar w:fldCharType="separate"/>
       </w:r>
       <w:r>
@@ -156,16 +221,7 @@
           <w:sz w:val="20"/>
           <w:szCs w:val="20"/>
         </w:rPr>
-        <w:t>1370360001@139.com</w:t>
-      </w:r>
-      <w:r>
-        <w:rPr>
-          <w:rStyle w:val="ac"/>
-          <w:rFonts w:ascii="Times New Roman" w:hAnsi="Times New Roman" w:cs="Times New Roman"/>
-          <w:sz w:val="20"/>
-          <w:szCs w:val="20"/>
-        </w:rPr>
-        <w:fldChar w:fldCharType="end"/>
+        <w:t>13704360001@139.com</w:t>
       </w:r>
       <w:r>
         <w:rPr>
@@ -175,6 +231,23 @@
           <w:szCs w:val="20"/>
         </w:rPr>
         <w:t xml:space="preserve"> </w:t>
+      </w:r>
+      <w:r>
+        <w:rPr>
+          <w:rStyle w:val="ac"/>
+          <w:rFonts w:ascii="Times New Roman" w:hAnsi="Times New Roman" w:cs="Times New Roman" w:hint="eastAsia"/>
+          <w:sz w:val="20"/>
+          <w:szCs w:val="20"/>
+        </w:rPr>
+        <w:t xml:space="preserve"> </w:t>
+      </w:r>
+      <w:r>
+        <w:rPr>
+          <w:rFonts w:ascii="Times New Roman" w:hAnsi="Times New Roman" w:cs="Times New Roman"/>
+          <w:sz w:val="20"/>
+          <w:szCs w:val="20"/>
+        </w:rPr>
+        <w:fldChar w:fldCharType="end"/>
       </w:r>
     </w:p>
     <w:p>
@@ -215,7 +288,28 @@
           <w:sz w:val="20"/>
           <w:szCs w:val="20"/>
         </w:rPr>
-        <w:t>+86 137-0436-0001 (136-0442-7788)</w:t>
+        <w:t>+86 137-0436-0001 (</w:t>
+      </w:r>
+      <w:r>
+        <w:rPr>
+          <w:rStyle w:val="20"/>
+          <w:rFonts w:hint="eastAsia"/>
+          <w:b w:val="0"/>
+          <w:bCs/>
+          <w:sz w:val="20"/>
+          <w:szCs w:val="20"/>
+        </w:rPr>
+        <w:t>+1 213-610-9663</w:t>
+      </w:r>
+      <w:r>
+        <w:rPr>
+          <w:rStyle w:val="20"/>
+          <w:b w:val="0"/>
+          <w:bCs/>
+          <w:sz w:val="20"/>
+          <w:szCs w:val="20"/>
+        </w:rPr>
+        <w:t>)</w:t>
       </w:r>
     </w:p>
     <w:p>
@@ -262,7 +356,23 @@
           <w:sz w:val="20"/>
           <w:szCs w:val="20"/>
         </w:rPr>
-        <w:t>● https://owenliu50377.github.io/</w:t>
+        <w:t xml:space="preserve">● </w:t>
+      </w:r>
+      <w:r>
+        <w:rPr>
+          <w:rFonts w:ascii="Times New Roman" w:hAnsi="Times New Roman" w:cs="Times New Roman" w:hint="eastAsia"/>
+          <w:sz w:val="20"/>
+          <w:szCs w:val="20"/>
+        </w:rPr>
+        <w:t>个人主页：</w:t>
+      </w:r>
+      <w:r>
+        <w:rPr>
+          <w:rFonts w:ascii="Times New Roman" w:hAnsi="Times New Roman" w:cs="Times New Roman"/>
+          <w:sz w:val="20"/>
+          <w:szCs w:val="20"/>
+        </w:rPr>
+        <w:t>https://owenliu50377.github.io/</w:t>
       </w:r>
     </w:p>
     <w:p>
@@ -605,51 +715,83 @@
       </w:pPr>
       <w:r>
         <w:rPr>
-          <w:sz w:val="20"/>
-          <w:szCs w:val="20"/>
-          <w:lang w:eastAsia="zh-CN"/>
-        </w:rPr>
-        <w:t>招商银行第</w:t>
-      </w:r>
-      <w:r>
-        <w:rPr>
-          <w:sz w:val="20"/>
-          <w:szCs w:val="20"/>
-          <w:lang w:eastAsia="zh-CN"/>
-        </w:rPr>
-        <w:t>8</w:t>
-      </w:r>
-      <w:r>
-        <w:rPr>
-          <w:sz w:val="20"/>
-          <w:szCs w:val="20"/>
-          <w:lang w:eastAsia="zh-CN"/>
-        </w:rPr>
-        <w:t>届数字金融训练营</w:t>
-      </w:r>
-      <w:r>
-        <w:rPr>
-          <w:sz w:val="20"/>
-          <w:szCs w:val="20"/>
-          <w:lang w:eastAsia="zh-CN"/>
-        </w:rPr>
-        <w:t>AI</w:t>
-      </w:r>
-      <w:r>
-        <w:rPr>
-          <w:sz w:val="20"/>
-          <w:szCs w:val="20"/>
-          <w:lang w:eastAsia="zh-CN"/>
-        </w:rPr>
-        <w:t>赛道排名</w:t>
-      </w:r>
-      <w:r>
-        <w:rPr>
-          <w:sz w:val="20"/>
-          <w:szCs w:val="20"/>
-          <w:lang w:eastAsia="zh-CN"/>
-        </w:rPr>
-        <w:t xml:space="preserve">143/2000 </w:t>
+          <w:rFonts w:hint="eastAsia"/>
+          <w:sz w:val="20"/>
+          <w:szCs w:val="20"/>
+          <w:lang w:eastAsia="zh-CN"/>
+        </w:rPr>
+        <w:t>NVIDIA</w:t>
+      </w:r>
+      <w:r>
+        <w:rPr>
+          <w:rFonts w:hint="eastAsia"/>
+          <w:sz w:val="20"/>
+          <w:szCs w:val="20"/>
+          <w:lang w:eastAsia="zh-CN"/>
+        </w:rPr>
+        <w:t>第十届</w:t>
+      </w:r>
+      <w:r>
+        <w:rPr>
+          <w:sz w:val="20"/>
+          <w:szCs w:val="20"/>
+          <w:lang w:eastAsia="zh-CN"/>
+        </w:rPr>
+        <w:t xml:space="preserve"> Sky</w:t>
+      </w:r>
+      <w:r>
+        <w:rPr>
+          <w:rFonts w:hint="eastAsia"/>
+          <w:sz w:val="20"/>
+          <w:szCs w:val="20"/>
+          <w:lang w:eastAsia="zh-CN"/>
+        </w:rPr>
+        <w:t xml:space="preserve"> Hackathon</w:t>
+      </w:r>
+      <w:r>
+        <w:rPr>
+          <w:rFonts w:hint="eastAsia"/>
+          <w:sz w:val="20"/>
+          <w:szCs w:val="20"/>
+          <w:lang w:eastAsia="zh-CN"/>
+        </w:rPr>
+        <w:t>基于</w:t>
+      </w:r>
+      <w:r>
+        <w:rPr>
+          <w:rFonts w:hint="eastAsia"/>
+          <w:sz w:val="20"/>
+          <w:szCs w:val="20"/>
+          <w:lang w:eastAsia="zh-CN"/>
+        </w:rPr>
+        <w:t>RAG</w:t>
+      </w:r>
+      <w:r>
+        <w:rPr>
+          <w:rFonts w:hint="eastAsia"/>
+          <w:sz w:val="20"/>
+          <w:szCs w:val="20"/>
+          <w:lang w:eastAsia="zh-CN"/>
+        </w:rPr>
+        <w:t>构建对话机器人</w:t>
+      </w:r>
+      <w:r>
+        <w:rPr>
+          <w:rFonts w:hint="eastAsia"/>
+          <w:sz w:val="20"/>
+          <w:szCs w:val="20"/>
+          <w:lang w:eastAsia="zh-CN"/>
+        </w:rPr>
+        <w:t>排名</w:t>
+      </w:r>
+      <w:r>
+        <w:rPr>
+          <w:rFonts w:hint="eastAsia"/>
+          <w:sz w:val="20"/>
+          <w:szCs w:val="20"/>
+          <w:lang w:eastAsia="zh-CN"/>
+        </w:rPr>
+        <w:t xml:space="preserve">11/50 </w:t>
       </w:r>
       <w:r>
         <w:rPr>
@@ -669,7 +811,17 @@
           <w:szCs w:val="20"/>
           <w:lang w:eastAsia="zh-CN"/>
         </w:rPr>
-        <w:t>2024.5</w:t>
+        <w:t>2024.</w:t>
+      </w:r>
+      <w:r>
+        <w:rPr>
+          <w:rFonts w:eastAsia="SimSong" w:hint="eastAsia"/>
+          <w:color w:val="0C0C0C"/>
+          <w:sz w:val="20"/>
+          <w:szCs w:val="20"/>
+          <w:lang w:eastAsia="zh-CN"/>
+        </w:rPr>
+        <w:t>7</w:t>
       </w:r>
       <w:r>
         <w:rPr>
@@ -694,13 +846,61 @@
       </w:pPr>
       <w:r>
         <w:rPr>
+          <w:sz w:val="20"/>
+          <w:szCs w:val="20"/>
+          <w:lang w:eastAsia="zh-CN"/>
+        </w:rPr>
+        <w:t>招商银行第</w:t>
+      </w:r>
+      <w:r>
+        <w:rPr>
+          <w:sz w:val="20"/>
+          <w:szCs w:val="20"/>
+          <w:lang w:eastAsia="zh-CN"/>
+        </w:rPr>
+        <w:t>8</w:t>
+      </w:r>
+      <w:r>
+        <w:rPr>
+          <w:sz w:val="20"/>
+          <w:szCs w:val="20"/>
+          <w:lang w:eastAsia="zh-CN"/>
+        </w:rPr>
+        <w:t>届数字金融训练营</w:t>
+      </w:r>
+      <w:r>
+        <w:rPr>
+          <w:sz w:val="20"/>
+          <w:szCs w:val="20"/>
+          <w:lang w:eastAsia="zh-CN"/>
+        </w:rPr>
+        <w:t>AI</w:t>
+      </w:r>
+      <w:r>
+        <w:rPr>
+          <w:sz w:val="20"/>
+          <w:szCs w:val="20"/>
+          <w:lang w:eastAsia="zh-CN"/>
+        </w:rPr>
+        <w:t>赛道排名</w:t>
+      </w:r>
+      <w:r>
+        <w:rPr>
+          <w:sz w:val="20"/>
+          <w:szCs w:val="20"/>
+          <w:lang w:eastAsia="zh-CN"/>
+        </w:rPr>
+        <w:t xml:space="preserve">143/2000 </w:t>
+      </w:r>
+      <w:r>
+        <w:rPr>
           <w:rFonts w:eastAsia="SimSong"/>
           <w:color w:val="0C0C0C"/>
           <w:sz w:val="20"/>
           <w:szCs w:val="20"/>
           <w:lang w:eastAsia="zh-CN"/>
         </w:rPr>
-        <w:t>香港中文大学（深圳）励耘奖学金（</w:t>
+        <w:t>（</w:t>
       </w:r>
       <w:r>
         <w:rPr>
@@ -710,7 +910,7 @@
           <w:szCs w:val="20"/>
           <w:lang w:eastAsia="zh-CN"/>
         </w:rPr>
-        <w:t>2019.8</w:t>
+        <w:t>2024.5</w:t>
       </w:r>
       <w:r>
         <w:rPr>
@@ -733,6 +933,66 @@
           <w:lang w:eastAsia="zh-CN"/>
         </w:rPr>
       </w:pPr>
+      <w:r>
+        <w:rPr>
+          <w:rFonts w:eastAsia="SimSong"/>
+          <w:color w:val="0C0C0C"/>
+          <w:sz w:val="20"/>
+          <w:szCs w:val="20"/>
+          <w:lang w:eastAsia="zh-CN"/>
+        </w:rPr>
+        <w:t>香港中文大学</w:t>
+      </w:r>
+      <w:r>
+        <w:rPr>
+          <w:rFonts w:eastAsia="SimSong"/>
+          <w:color w:val="0C0C0C"/>
+          <w:sz w:val="20"/>
+          <w:szCs w:val="20"/>
+          <w:lang w:eastAsia="zh-CN"/>
+        </w:rPr>
+        <w:t>-</w:t>
+      </w:r>
+      <w:r>
+        <w:rPr>
+          <w:rFonts w:eastAsia="SimSong"/>
+          <w:color w:val="0C0C0C"/>
+          <w:sz w:val="20"/>
+          <w:szCs w:val="20"/>
+          <w:lang w:eastAsia="zh-CN"/>
+        </w:rPr>
+        <w:t>励耘奖学金（</w:t>
+      </w:r>
+      <w:r>
+        <w:rPr>
+          <w:rFonts w:eastAsia="SimSong"/>
+          <w:color w:val="0C0C0C"/>
+          <w:sz w:val="20"/>
+          <w:szCs w:val="20"/>
+          <w:lang w:eastAsia="zh-CN"/>
+        </w:rPr>
+        <w:t>2019.8</w:t>
+      </w:r>
+      <w:r>
+        <w:rPr>
+          <w:rFonts w:eastAsia="SimSong" w:hint="eastAsia"/>
+          <w:color w:val="0C0C0C"/>
+          <w:sz w:val="20"/>
+          <w:szCs w:val="20"/>
+          <w:lang w:eastAsia="zh-CN"/>
+        </w:rPr>
+        <w:t>）</w:t>
+      </w:r>
+      <w:r>
+        <w:rPr>
+          <w:rFonts w:eastAsia="SimSong"/>
+          <w:color w:val="0C0C0C"/>
+          <w:sz w:val="20"/>
+          <w:szCs w:val="20"/>
+          <w:lang w:eastAsia="zh-CN"/>
+        </w:rPr>
+        <w:t>;</w:t>
+      </w:r>
       <w:r>
         <w:rPr>
           <w:sz w:val="20"/>
@@ -859,15 +1119,65 @@
           <w:szCs w:val="20"/>
           <w:lang w:eastAsia="zh-CN"/>
         </w:rPr>
-        <w:t>AI</w:t>
-      </w:r>
-      <w:r>
-        <w:rPr>
-          <w:sz w:val="20"/>
-          <w:szCs w:val="20"/>
-          <w:lang w:eastAsia="zh-CN"/>
-        </w:rPr>
-        <w:t>，提示词工程师，</w:t>
+        <w:t>人工智能</w:t>
+      </w:r>
+      <w:r>
+        <w:rPr>
+          <w:sz w:val="20"/>
+          <w:szCs w:val="20"/>
+          <w:lang w:eastAsia="zh-CN"/>
+        </w:rPr>
+        <w:t xml:space="preserve"> </w:t>
+      </w:r>
+      <w:r>
+        <w:rPr>
+          <w:sz w:val="20"/>
+          <w:szCs w:val="20"/>
+          <w:lang w:eastAsia="zh-CN"/>
+        </w:rPr>
+        <w:t>(AIGC)</w:t>
+      </w:r>
+      <w:r>
+        <w:rPr>
+          <w:sz w:val="20"/>
+          <w:szCs w:val="20"/>
+          <w:lang w:eastAsia="zh-CN"/>
+        </w:rPr>
+        <w:t>，</w:t>
+      </w:r>
+      <w:r>
+        <w:rPr>
+          <w:sz w:val="20"/>
+          <w:szCs w:val="20"/>
+          <w:lang w:eastAsia="zh-CN"/>
+        </w:rPr>
+        <w:t xml:space="preserve">RAG, </w:t>
+      </w:r>
+      <w:r>
+        <w:rPr>
+          <w:rFonts w:hint="eastAsia"/>
+          <w:sz w:val="20"/>
+          <w:szCs w:val="20"/>
+          <w:lang w:eastAsia="zh-CN"/>
+        </w:rPr>
+        <w:t>Agent</w:t>
+      </w:r>
+      <w:r>
+        <w:rPr>
+          <w:rFonts w:hint="eastAsia"/>
+          <w:sz w:val="20"/>
+          <w:szCs w:val="20"/>
+          <w:lang w:eastAsia="zh-CN"/>
+        </w:rPr>
+        <w:t>智能体搭建</w:t>
+      </w:r>
+      <w:r>
+        <w:rPr>
+          <w:sz w:val="20"/>
+          <w:szCs w:val="20"/>
+          <w:lang w:eastAsia="zh-CN"/>
+        </w:rPr>
+        <w:t xml:space="preserve"> , </w:t>
       </w:r>
       <w:r>
         <w:rPr>
@@ -883,23 +1193,16 @@
           <w:szCs w:val="20"/>
           <w:lang w:eastAsia="zh-CN"/>
         </w:rPr>
-        <w:t>自然语言处理，深度学习，机器学习</w:t>
-      </w:r>
-      <w:r>
-        <w:rPr>
-          <w:sz w:val="20"/>
-          <w:szCs w:val="20"/>
-          <w:lang w:eastAsia="zh-CN"/>
-        </w:rPr>
-        <w:t>，数据库系统</w:t>
-      </w:r>
-      <w:r>
-        <w:rPr>
-          <w:sz w:val="20"/>
-          <w:szCs w:val="20"/>
-          <w:lang w:eastAsia="zh-CN"/>
-        </w:rPr>
-        <w:t xml:space="preserve"> </w:t>
+        <w:t>自然语言处理，机器学习</w:t>
+      </w:r>
+      <w:r>
+        <w:rPr>
+          <w:rFonts w:hint="eastAsia"/>
+          <w:sz w:val="20"/>
+          <w:szCs w:val="20"/>
+          <w:lang w:eastAsia="zh-CN"/>
+        </w:rPr>
+        <w:t>等</w:t>
       </w:r>
     </w:p>
     <w:p>
@@ -975,7 +1278,23 @@
           <w:szCs w:val="20"/>
           <w:lang w:eastAsia="zh-CN"/>
         </w:rPr>
-        <w:t>Langchain</w:t>
+        <w:t>Lang</w:t>
+      </w:r>
+      <w:r>
+        <w:rPr>
+          <w:sz w:val="20"/>
+          <w:szCs w:val="20"/>
+          <w:lang w:eastAsia="zh-CN"/>
+        </w:rPr>
+        <w:t>C</w:t>
+      </w:r>
+      <w:r>
+        <w:rPr>
+          <w:sz w:val="20"/>
+          <w:szCs w:val="20"/>
+          <w:lang w:eastAsia="zh-CN"/>
+        </w:rPr>
+        <w:t>hain</w:t>
       </w:r>
       <w:proofErr w:type="spellEnd"/>
       <w:r>
@@ -1019,30 +1338,49 @@
           <w:szCs w:val="20"/>
           <w:lang w:eastAsia="zh-CN"/>
         </w:rPr>
-        <w:t xml:space="preserve">, </w:t>
-      </w:r>
-      <w:r>
-        <w:rPr>
-          <w:sz w:val="20"/>
-          <w:szCs w:val="20"/>
-        </w:rPr>
-        <w:t>Esri ArcGIS (Pro, Script Tool)</w:t>
-      </w:r>
-      <w:r>
-        <w:rPr>
-          <w:sz w:val="20"/>
-          <w:szCs w:val="20"/>
-          <w:lang w:eastAsia="zh-CN"/>
-        </w:rPr>
-        <w:t>，</w:t>
-      </w:r>
-      <w:r>
-        <w:rPr>
-          <w:sz w:val="20"/>
-          <w:szCs w:val="20"/>
-          <w:lang w:eastAsia="zh-CN"/>
-        </w:rPr>
-        <w:t>SQL</w:t>
+        <w:t>,</w:t>
+      </w:r>
+      <w:r>
+        <w:rPr>
+          <w:sz w:val="20"/>
+          <w:szCs w:val="20"/>
+          <w:lang w:eastAsia="zh-CN"/>
+        </w:rPr>
+        <w:t xml:space="preserve"> </w:t>
+      </w:r>
+      <w:r>
+        <w:rPr>
+          <w:sz w:val="20"/>
+          <w:szCs w:val="20"/>
+          <w:lang w:eastAsia="zh-CN"/>
+        </w:rPr>
+        <w:t>Agent,</w:t>
+      </w:r>
+      <w:r>
+        <w:rPr>
+          <w:rFonts w:hint="eastAsia"/>
+          <w:sz w:val="20"/>
+          <w:szCs w:val="20"/>
+          <w:lang w:eastAsia="zh-CN"/>
+        </w:rPr>
+        <w:t xml:space="preserve"> </w:t>
+      </w:r>
+      <w:r>
+        <w:rPr>
+          <w:rFonts w:hint="eastAsia"/>
+          <w:sz w:val="20"/>
+          <w:szCs w:val="20"/>
+          <w:lang w:eastAsia="zh-CN"/>
+        </w:rPr>
+        <w:t>S</w:t>
+      </w:r>
+      <w:r>
+        <w:rPr>
+          <w:sz w:val="20"/>
+          <w:szCs w:val="20"/>
+          <w:lang w:eastAsia="zh-CN"/>
+        </w:rPr>
+        <w:t>QL</w:t>
       </w:r>
     </w:p>
     <w:p>
@@ -1103,7 +1441,33 @@
           <w:szCs w:val="20"/>
           <w:lang w:eastAsia="zh-CN"/>
         </w:rPr>
-        <w:t>，能够熟练进行英文前沿技术文档阅读，撰写工作</w:t>
+        <w:t>，能够熟练进行英文前沿技术</w:t>
+      </w:r>
+      <w:r>
+        <w:rPr>
+          <w:rFonts w:hint="eastAsia"/>
+          <w:sz w:val="20"/>
+          <w:szCs w:val="20"/>
+          <w:lang w:eastAsia="zh-CN"/>
+        </w:rPr>
+        <w:t>论文调研</w:t>
+      </w:r>
+      <w:r>
+        <w:rPr>
+          <w:sz w:val="20"/>
+          <w:szCs w:val="20"/>
+          <w:lang w:eastAsia="zh-CN"/>
+        </w:rPr>
+        <w:t>阅读，撰写工作</w:t>
+      </w:r>
+      <w:r>
+        <w:rPr>
+          <w:rFonts w:hint="eastAsia"/>
+          <w:sz w:val="20"/>
+          <w:szCs w:val="20"/>
+          <w:lang w:eastAsia="zh-CN"/>
+        </w:rPr>
+        <w:t>，流畅口语交流</w:t>
       </w:r>
     </w:p>
     <w:p>
@@ -1153,7 +1517,25 @@
           <w:szCs w:val="20"/>
           <w:lang w:eastAsia="zh-CN"/>
         </w:rPr>
-        <w:t>中国移动研究院</w:t>
+        <w:t>中国移动</w:t>
+      </w:r>
+      <w:r>
+        <w:rPr>
+          <w:rFonts w:hint="eastAsia"/>
+          <w:sz w:val="20"/>
+          <w:szCs w:val="20"/>
+          <w:lang w:eastAsia="zh-CN"/>
+        </w:rPr>
+        <w:t>有限公司</w:t>
+      </w:r>
+      <w:r>
+        <w:rPr>
+          <w:rFonts w:hint="eastAsia"/>
+          <w:sz w:val="20"/>
+          <w:szCs w:val="20"/>
+          <w:lang w:eastAsia="zh-CN"/>
+        </w:rPr>
+        <w:t>研究院</w:t>
       </w:r>
       <w:r>
         <w:rPr>
@@ -1171,6 +1553,42 @@
           <w:szCs w:val="20"/>
           <w:lang w:eastAsia="zh-CN"/>
         </w:rPr>
+        <w:t>人工智能</w:t>
+      </w:r>
+      <w:r>
+        <w:rPr>
+          <w:rFonts w:hint="eastAsia"/>
+          <w:sz w:val="20"/>
+          <w:szCs w:val="20"/>
+          <w:lang w:eastAsia="zh-CN"/>
+        </w:rPr>
+        <w:t>与智慧运营</w:t>
+      </w:r>
+      <w:r>
+        <w:rPr>
+          <w:rFonts w:hint="eastAsia"/>
+          <w:sz w:val="20"/>
+          <w:szCs w:val="20"/>
+          <w:lang w:eastAsia="zh-CN"/>
+        </w:rPr>
+        <w:t>中心</w:t>
+      </w:r>
+      <w:r>
+        <w:rPr>
+          <w:rFonts w:hint="eastAsia"/>
+          <w:sz w:val="20"/>
+          <w:szCs w:val="20"/>
+          <w:lang w:eastAsia="zh-CN"/>
+        </w:rPr>
+        <w:t>-</w:t>
+      </w:r>
+      <w:r>
+        <w:rPr>
+          <w:rFonts w:hint="eastAsia"/>
+          <w:sz w:val="20"/>
+          <w:szCs w:val="20"/>
+          <w:lang w:eastAsia="zh-CN"/>
+        </w:rPr>
         <w:t>生成式</w:t>
       </w:r>
       <w:r>
@@ -1188,7 +1606,7 @@
           <w:szCs w:val="20"/>
           <w:lang w:eastAsia="zh-CN"/>
         </w:rPr>
-        <w:t>工程师实习生</w:t>
+        <w:t>工程师</w:t>
       </w:r>
       <w:r>
         <w:rPr>
@@ -1266,7 +1684,18 @@
           <w:szCs w:val="20"/>
           <w:lang w:eastAsia="zh-CN"/>
         </w:rPr>
-        <w:t>至今</w:t>
+        <w:t>2024</w:t>
+      </w:r>
+      <w:r>
+        <w:rPr>
+          <w:b w:val="0"/>
+          <w:bCs/>
+          <w:iCs/>
+          <w:sz w:val="20"/>
+          <w:szCs w:val="20"/>
+          <w:lang w:eastAsia="zh-CN"/>
+        </w:rPr>
+        <w:t>.08</w:t>
       </w:r>
     </w:p>
     <w:p>
@@ -1306,6 +1735,163 @@
         </w:rPr>
         <w:t>结合</w:t>
       </w:r>
+      <w:r>
+        <w:rPr>
+          <w:rFonts w:hint="eastAsia"/>
+          <w:sz w:val="20"/>
+          <w:szCs w:val="20"/>
+          <w:lang w:eastAsia="zh-CN"/>
+        </w:rPr>
+        <w:t>RAG</w:t>
+      </w:r>
+      <w:r>
+        <w:rPr>
+          <w:rFonts w:hint="eastAsia"/>
+          <w:sz w:val="20"/>
+          <w:szCs w:val="20"/>
+          <w:lang w:eastAsia="zh-CN"/>
+        </w:rPr>
+        <w:t>技术</w:t>
+      </w:r>
+      <w:r>
+        <w:rPr>
+          <w:rFonts w:hint="eastAsia"/>
+          <w:sz w:val="20"/>
+          <w:szCs w:val="20"/>
+          <w:lang w:eastAsia="zh-CN"/>
+        </w:rPr>
+        <w:t>，构建长文本生成模型，为</w:t>
+      </w:r>
+      <w:r>
+        <w:rPr>
+          <w:rFonts w:hint="eastAsia"/>
+          <w:sz w:val="20"/>
+          <w:szCs w:val="20"/>
+          <w:lang w:eastAsia="zh-CN"/>
+        </w:rPr>
+        <w:t>政府部门</w:t>
+      </w:r>
+      <w:r>
+        <w:rPr>
+          <w:rFonts w:hint="eastAsia"/>
+          <w:sz w:val="20"/>
+          <w:szCs w:val="20"/>
+          <w:lang w:eastAsia="zh-CN"/>
+        </w:rPr>
+        <w:t>生成最新行业政策分析报告</w:t>
+      </w:r>
+      <w:r>
+        <w:rPr>
+          <w:rFonts w:hint="eastAsia"/>
+          <w:sz w:val="20"/>
+          <w:szCs w:val="20"/>
+          <w:lang w:eastAsia="zh-CN"/>
+        </w:rPr>
+        <w:t>和</w:t>
+      </w:r>
+      <w:r>
+        <w:rPr>
+          <w:rFonts w:hint="eastAsia"/>
+          <w:sz w:val="20"/>
+          <w:szCs w:val="20"/>
+          <w:lang w:eastAsia="zh-CN"/>
+        </w:rPr>
+        <w:t>发展报告</w:t>
+      </w:r>
+    </w:p>
+    <w:p>
+      <w:pPr>
+        <w:pStyle w:val="Bullet"/>
+        <w:spacing w:line="320" w:lineRule="exact"/>
+        <w:rPr>
+          <w:sz w:val="20"/>
+          <w:szCs w:val="20"/>
+          <w:lang w:eastAsia="zh-CN"/>
+        </w:rPr>
+      </w:pPr>
+      <w:r>
+        <w:rPr>
+          <w:rFonts w:hint="eastAsia"/>
+          <w:sz w:val="20"/>
+          <w:szCs w:val="20"/>
+          <w:lang w:eastAsia="zh-CN"/>
+        </w:rPr>
+        <w:t>利用</w:t>
+      </w:r>
+      <w:r>
+        <w:rPr>
+          <w:rFonts w:hint="eastAsia"/>
+          <w:sz w:val="20"/>
+          <w:szCs w:val="20"/>
+          <w:lang w:eastAsia="zh-CN"/>
+        </w:rPr>
+        <w:t>Vanna</w:t>
+      </w:r>
+      <w:r>
+        <w:rPr>
+          <w:rFonts w:hint="eastAsia"/>
+          <w:sz w:val="20"/>
+          <w:szCs w:val="20"/>
+          <w:lang w:eastAsia="zh-CN"/>
+        </w:rPr>
+        <w:t>框架构建</w:t>
+      </w:r>
+      <w:r>
+        <w:rPr>
+          <w:rFonts w:hint="eastAsia"/>
+          <w:sz w:val="20"/>
+          <w:szCs w:val="20"/>
+          <w:lang w:eastAsia="zh-CN"/>
+        </w:rPr>
+        <w:t>Text2SQL Agent</w:t>
+      </w:r>
+      <w:r>
+        <w:rPr>
+          <w:rFonts w:hint="eastAsia"/>
+          <w:sz w:val="20"/>
+          <w:szCs w:val="20"/>
+          <w:lang w:eastAsia="zh-CN"/>
+        </w:rPr>
+        <w:t>，实现自然语言</w:t>
+      </w:r>
+      <w:r>
+        <w:rPr>
+          <w:rFonts w:hint="eastAsia"/>
+          <w:sz w:val="20"/>
+          <w:szCs w:val="20"/>
+          <w:lang w:eastAsia="zh-CN"/>
+        </w:rPr>
+        <w:t>高效</w:t>
+      </w:r>
+      <w:r>
+        <w:rPr>
+          <w:rFonts w:hint="eastAsia"/>
+          <w:sz w:val="20"/>
+          <w:szCs w:val="20"/>
+          <w:lang w:eastAsia="zh-CN"/>
+        </w:rPr>
+        <w:t>精确查询数据库。</w:t>
+      </w:r>
+    </w:p>
+    <w:p>
+      <w:pPr>
+        <w:pStyle w:val="Bullet"/>
+        <w:spacing w:line="320" w:lineRule="exact"/>
+        <w:rPr>
+          <w:sz w:val="20"/>
+          <w:szCs w:val="20"/>
+          <w:lang w:eastAsia="zh-CN"/>
+        </w:rPr>
+      </w:pPr>
+      <w:r>
+        <w:rPr>
+          <w:rFonts w:hint="eastAsia"/>
+          <w:sz w:val="20"/>
+          <w:szCs w:val="20"/>
+          <w:lang w:eastAsia="zh-CN"/>
+        </w:rPr>
+        <w:t>基于</w:t>
+      </w:r>
       <w:proofErr w:type="spellStart"/>
       <w:r>
         <w:rPr>
@@ -1314,7 +1900,7 @@
           <w:szCs w:val="20"/>
           <w:lang w:eastAsia="zh-CN"/>
         </w:rPr>
-        <w:t>Langchain</w:t>
+        <w:t>MetaGPT</w:t>
       </w:r>
       <w:proofErr w:type="spellEnd"/>
       <w:r>
@@ -1324,70 +1910,25 @@
           <w:szCs w:val="20"/>
           <w:lang w:eastAsia="zh-CN"/>
         </w:rPr>
-        <w:t>架构，构建长文本生成模型，</w:t>
-      </w:r>
-      <w:r>
-        <w:rPr>
-          <w:rFonts w:hint="eastAsia"/>
-          <w:sz w:val="20"/>
-          <w:szCs w:val="20"/>
-          <w:lang w:eastAsia="zh-CN"/>
-        </w:rPr>
-        <w:t>结合</w:t>
-      </w:r>
-      <w:r>
-        <w:rPr>
-          <w:rFonts w:hint="eastAsia"/>
-          <w:sz w:val="20"/>
-          <w:szCs w:val="20"/>
-          <w:lang w:eastAsia="zh-CN"/>
-        </w:rPr>
-        <w:t>RAG</w:t>
-      </w:r>
-      <w:r>
-        <w:rPr>
-          <w:rFonts w:hint="eastAsia"/>
-          <w:sz w:val="20"/>
-          <w:szCs w:val="20"/>
-          <w:lang w:eastAsia="zh-CN"/>
-        </w:rPr>
-        <w:t>技术</w:t>
-      </w:r>
-      <w:r>
-        <w:rPr>
-          <w:rFonts w:hint="eastAsia"/>
-          <w:sz w:val="20"/>
-          <w:szCs w:val="20"/>
-          <w:lang w:eastAsia="zh-CN"/>
-        </w:rPr>
-        <w:t>为国资委生成最新行业政策分析报告以及行业发展报告</w:t>
-      </w:r>
-      <w:r>
-        <w:rPr>
-          <w:rFonts w:hint="eastAsia"/>
-          <w:sz w:val="20"/>
-          <w:szCs w:val="20"/>
-          <w:lang w:eastAsia="zh-CN"/>
-        </w:rPr>
-        <w:t>。基于</w:t>
-      </w:r>
-      <w:r>
-        <w:rPr>
-          <w:rFonts w:hint="eastAsia"/>
-          <w:sz w:val="20"/>
-          <w:szCs w:val="20"/>
-          <w:lang w:eastAsia="zh-CN"/>
-        </w:rPr>
-        <w:t>Metaphor Search</w:t>
-      </w:r>
-      <w:r>
-        <w:rPr>
-          <w:rFonts w:hint="eastAsia"/>
-          <w:sz w:val="20"/>
-          <w:szCs w:val="20"/>
-          <w:lang w:eastAsia="zh-CN"/>
-        </w:rPr>
-        <w:t>构建搜索智能体，自动联网搜集行业发展数据</w:t>
+        <w:t>实现多智能体协同工作流，实现</w:t>
+      </w:r>
+      <w:r>
+        <w:rPr>
+          <w:rFonts w:hint="eastAsia"/>
+          <w:sz w:val="20"/>
+          <w:szCs w:val="20"/>
+          <w:lang w:eastAsia="zh-CN"/>
+        </w:rPr>
+        <w:t>精准</w:t>
+      </w:r>
+      <w:r>
+        <w:rPr>
+          <w:rFonts w:hint="eastAsia"/>
+          <w:sz w:val="20"/>
+          <w:szCs w:val="20"/>
+          <w:lang w:eastAsia="zh-CN"/>
+        </w:rPr>
+        <w:t>零基础自然语言编程</w:t>
       </w:r>
     </w:p>
     <w:p>
@@ -1420,20 +1961,21 @@
       </w:r>
       <w:r>
         <w:rPr>
-          <w:sz w:val="20"/>
-          <w:szCs w:val="20"/>
-          <w:lang w:eastAsia="zh-CN"/>
-        </w:rPr>
-        <w:t>经济学</w:t>
-      </w:r>
-      <w:r>
-        <w:rPr>
-          <w:rFonts w:hint="eastAsia"/>
-          <w:sz w:val="20"/>
-          <w:szCs w:val="20"/>
-          <w:lang w:eastAsia="zh-CN"/>
-        </w:rPr>
-        <w:t>研究助理</w:t>
+          <w:rFonts w:hint="eastAsia"/>
+          <w:sz w:val="20"/>
+          <w:szCs w:val="20"/>
+          <w:lang w:eastAsia="zh-CN"/>
+        </w:rPr>
+        <w:t>机器学习</w:t>
+      </w:r>
+      <w:r>
+        <w:rPr>
+          <w:rFonts w:hint="eastAsia"/>
+          <w:sz w:val="20"/>
+          <w:szCs w:val="20"/>
+          <w:lang w:eastAsia="zh-CN"/>
+        </w:rPr>
+        <w:t>工程师</w:t>
       </w:r>
       <w:r>
         <w:rPr>
@@ -1602,18 +2144,11 @@
           <w:szCs w:val="20"/>
           <w:lang w:eastAsia="zh-CN"/>
         </w:rPr>
-        <w:t>1</w:t>
-      </w:r>
-      <w:r>
-        <w:rPr>
-          <w:sz w:val="20"/>
-          <w:szCs w:val="20"/>
-          <w:lang w:eastAsia="zh-CN"/>
-        </w:rPr>
-        <w:t>4</w:t>
-      </w:r>
-      <w:r>
-        <w:rPr>
+        <w:t>500</w:t>
+      </w:r>
+      <w:r>
+        <w:rPr>
+          <w:rFonts w:hint="eastAsia"/>
           <w:sz w:val="20"/>
           <w:szCs w:val="20"/>
           <w:lang w:eastAsia="zh-CN"/>
@@ -1907,7 +2442,16 @@
           <w:szCs w:val="20"/>
           <w:lang w:eastAsia="zh-CN"/>
         </w:rPr>
-        <w:t>运筹学研究助理</w:t>
+        <w:t>运筹学</w:t>
+      </w:r>
+      <w:r>
+        <w:rPr>
+          <w:rFonts w:hint="eastAsia"/>
+          <w:sz w:val="20"/>
+          <w:szCs w:val="20"/>
+          <w:lang w:eastAsia="zh-CN"/>
+        </w:rPr>
+        <w:t>算法工程师</w:t>
       </w:r>
       <w:r>
         <w:rPr>
@@ -2568,7 +3112,7 @@
 </file>
 
 <file path=word/endnotes.xml><?xml version="1.0" encoding="utf-8"?>
-<w:endnotes xmlns:wpc="http://schemas.microsoft.com/office/word/2010/wordprocessingCanvas" xmlns:cx="http://schemas.microsoft.com/office/drawing/2014/chartex" xmlns:cx1="http://schemas.microsoft.com/office/drawing/2015/9/8/chartex" xmlns:cx2="http://schemas.microsoft.com/office/drawing/2015/10/21/chartex" xmlns:cx3="http://schemas.microsoft.com/office/drawing/2016/5/9/chartex" xmlns:cx4="http://schemas.microsoft.com/office/drawing/2016/5/10/chartex" xmlns:cx5="http://schemas.microsoft.com/office/drawing/2016/5/11/chartex" xmlns:cx6="http://schemas.microsoft.com/office/drawing/2016/5/12/chartex" xmlns:cx7="http://schemas.microsoft.com/office/drawing/2016/5/13/chartex" xmlns:cx8="http://schemas.microsoft.com/office/drawing/2016/5/14/chartex" xmlns:mc="http://schemas.openxmlformats.org/markup-compatibility/2006" xmlns:aink="http://schemas.microsoft.com/office/drawing/2016/ink" xmlns:am3d="http://schemas.microsoft.com/office/drawing/2017/model3d" xmlns:o="urn:schemas-microsoft-com:office:office" xmlns:oel="http://schemas.microsoft.com/office/2019/extlst" xmlns:r="http://schemas.openxmlformats.org/officeDocument/2006/relationships" xmlns:m="http://schemas.openxmlformats.org/officeDocument/2006/math" xmlns:v="urn:schemas-microsoft-com:vml" xmlns:wp14="http://schemas.microsoft.com/office/word/2010/wordprocessingDrawing" xmlns:wp="http://schemas.openxmlformats.org/drawingml/2006/wordprocessingDrawing" xmlns:w10="urn:schemas-microsoft-com:office:word" xmlns:w="http://schemas.openxmlformats.org/wordprocessingml/2006/main" xmlns:w14="http://schemas.microsoft.com/office/word/2010/wordml" xmlns:w15="http://schemas.microsoft.com/office/word/2012/wordml" xmlns:w16cex="http://schemas.microsoft.com/office/word/2018/wordml/cex" xmlns:w16cid="http://schemas.microsoft.com/office/word/2016/wordml/cid" xmlns:w16="http://schemas.microsoft.com/office/word/2018/wordml" xmlns:w16sdtdh="http://schemas.microsoft.com/office/word/2020/wordml/sdtdatahash" xmlns:w16se="http://schemas.microsoft.com/office/word/2015/wordml/symex" xmlns:wpg="http://schemas.microsoft.com/office/word/2010/wordprocessingGroup" xmlns:wpi="http://schemas.microsoft.com/office/word/2010/wordprocessingInk" xmlns:wne="http://schemas.microsoft.com/office/word/2006/wordml" xmlns:wps="http://schemas.microsoft.com/office/word/2010/wordprocessingShape" mc:Ignorable="w14 w15 w16se w16cid w16 w16cex w16sdtdh wp14">
+<w:endnotes xmlns:wpc="http://schemas.microsoft.com/office/word/2010/wordprocessingCanvas" xmlns:cx="http://schemas.microsoft.com/office/drawing/2014/chartex" xmlns:cx1="http://schemas.microsoft.com/office/drawing/2015/9/8/chartex" xmlns:cx2="http://schemas.microsoft.com/office/drawing/2015/10/21/chartex" xmlns:cx3="http://schemas.microsoft.com/office/drawing/2016/5/9/chartex" xmlns:cx4="http://schemas.microsoft.com/office/drawing/2016/5/10/chartex" xmlns:cx5="http://schemas.microsoft.com/office/drawing/2016/5/11/chartex" xmlns:cx6="http://schemas.microsoft.com/office/drawing/2016/5/12/chartex" xmlns:cx7="http://schemas.microsoft.com/office/drawing/2016/5/13/chartex" xmlns:cx8="http://schemas.microsoft.com/office/drawing/2016/5/14/chartex" xmlns:mc="http://schemas.openxmlformats.org/markup-compatibility/2006" xmlns:aink="http://schemas.microsoft.com/office/drawing/2016/ink" xmlns:am3d="http://schemas.microsoft.com/office/drawing/2017/model3d" xmlns:o="urn:schemas-microsoft-com:office:office" xmlns:oel="http://schemas.microsoft.com/office/2019/extlst" xmlns:r="http://schemas.openxmlformats.org/officeDocument/2006/relationships" xmlns:m="http://schemas.openxmlformats.org/officeDocument/2006/math" xmlns:v="urn:schemas-microsoft-com:vml" xmlns:wp14="http://schemas.microsoft.com/office/word/2010/wordprocessingDrawing" xmlns:wp="http://schemas.openxmlformats.org/drawingml/2006/wordprocessingDrawing" xmlns:w10="urn:schemas-microsoft-com:office:word" xmlns:w="http://schemas.openxmlformats.org/wordprocessingml/2006/main" xmlns:w14="http://schemas.microsoft.com/office/word/2010/wordml" xmlns:w15="http://schemas.microsoft.com/office/word/2012/wordml" xmlns:w16cex="http://schemas.microsoft.com/office/word/2018/wordml/cex" xmlns:w16cid="http://schemas.microsoft.com/office/word/2016/wordml/cid" xmlns:w16="http://schemas.microsoft.com/office/word/2018/wordml" xmlns:w16du="http://schemas.microsoft.com/office/word/2023/wordml/word16du" xmlns:w16sdtdh="http://schemas.microsoft.com/office/word/2020/wordml/sdtdatahash" xmlns:w16se="http://schemas.microsoft.com/office/word/2015/wordml/symex" xmlns:wpg="http://schemas.microsoft.com/office/word/2010/wordprocessingGroup" xmlns:wpi="http://schemas.microsoft.com/office/word/2010/wordprocessingInk" xmlns:wne="http://schemas.microsoft.com/office/word/2006/wordml" xmlns:wps="http://schemas.microsoft.com/office/word/2010/wordprocessingShape" mc:Ignorable="w14 w15 w16se w16cid w16 w16cex w16sdtdh w16du wp14">
   <w:endnote w:type="separator" w:id="-1">
     <w:p>
       <w:pPr>
@@ -2593,7 +3137,7 @@
 </file>
 
 <file path=word/footnotes.xml><?xml version="1.0" encoding="utf-8"?>
-<w:footnotes xmlns:wpc="http://schemas.microsoft.com/office/word/2010/wordprocessingCanvas" xmlns:cx="http://schemas.microsoft.com/office/drawing/2014/chartex" xmlns:cx1="http://schemas.microsoft.com/office/drawing/2015/9/8/chartex" xmlns:cx2="http://schemas.microsoft.com/office/drawing/2015/10/21/chartex" xmlns:cx3="http://schemas.microsoft.com/office/drawing/2016/5/9/chartex" xmlns:cx4="http://schemas.microsoft.com/office/drawing/2016/5/10/chartex" xmlns:cx5="http://schemas.microsoft.com/office/drawing/2016/5/11/chartex" xmlns:cx6="http://schemas.microsoft.com/office/drawing/2016/5/12/chartex" xmlns:cx7="http://schemas.microsoft.com/office/drawing/2016/5/13/chartex" xmlns:cx8="http://schemas.microsoft.com/office/drawing/2016/5/14/chartex" xmlns:mc="http://schemas.openxmlformats.org/markup-compatibility/2006" xmlns:aink="http://schemas.microsoft.com/office/drawing/2016/ink" xmlns:am3d="http://schemas.microsoft.com/office/drawing/2017/model3d" xmlns:o="urn:schemas-microsoft-com:office:office" xmlns:oel="http://schemas.microsoft.com/office/2019/extlst" xmlns:r="http://schemas.openxmlformats.org/officeDocument/2006/relationships" xmlns:m="http://schemas.openxmlformats.org/officeDocument/2006/math" xmlns:v="urn:schemas-microsoft-com:vml" xmlns:wp14="http://schemas.microsoft.com/office/word/2010/wordprocessingDrawing" xmlns:wp="http://schemas.openxmlformats.org/drawingml/2006/wordprocessingDrawing" xmlns:w10="urn:schemas-microsoft-com:office:word" xmlns:w="http://schemas.openxmlformats.org/wordprocessingml/2006/main" xmlns:w14="http://schemas.microsoft.com/office/word/2010/wordml" xmlns:w15="http://schemas.microsoft.com/office/word/2012/wordml" xmlns:w16cex="http://schemas.microsoft.com/office/word/2018/wordml/cex" xmlns:w16cid="http://schemas.microsoft.com/office/word/2016/wordml/cid" xmlns:w16="http://schemas.microsoft.com/office/word/2018/wordml" xmlns:w16sdtdh="http://schemas.microsoft.com/office/word/2020/wordml/sdtdatahash" xmlns:w16se="http://schemas.microsoft.com/office/word/2015/wordml/symex" xmlns:wpg="http://schemas.microsoft.com/office/word/2010/wordprocessingGroup" xmlns:wpi="http://schemas.microsoft.com/office/word/2010/wordprocessingInk" xmlns:wne="http://schemas.microsoft.com/office/word/2006/wordml" xmlns:wps="http://schemas.microsoft.com/office/word/2010/wordprocessingShape" mc:Ignorable="w14 w15 w16se w16cid w16 w16cex w16sdtdh wp14">
+<w:footnotes xmlns:wpc="http://schemas.microsoft.com/office/word/2010/wordprocessingCanvas" xmlns:cx="http://schemas.microsoft.com/office/drawing/2014/chartex" xmlns:cx1="http://schemas.microsoft.com/office/drawing/2015/9/8/chartex" xmlns:cx2="http://schemas.microsoft.com/office/drawing/2015/10/21/chartex" xmlns:cx3="http://schemas.microsoft.com/office/drawing/2016/5/9/chartex" xmlns:cx4="http://schemas.microsoft.com/office/drawing/2016/5/10/chartex" xmlns:cx5="http://schemas.microsoft.com/office/drawing/2016/5/11/chartex" xmlns:cx6="http://schemas.microsoft.com/office/drawing/2016/5/12/chartex" xmlns:cx7="http://schemas.microsoft.com/office/drawing/2016/5/13/chartex" xmlns:cx8="http://schemas.microsoft.com/office/drawing/2016/5/14/chartex" xmlns:mc="http://schemas.openxmlformats.org/markup-compatibility/2006" xmlns:aink="http://schemas.microsoft.com/office/drawing/2016/ink" xmlns:am3d="http://schemas.microsoft.com/office/drawing/2017/model3d" xmlns:o="urn:schemas-microsoft-com:office:office" xmlns:oel="http://schemas.microsoft.com/office/2019/extlst" xmlns:r="http://schemas.openxmlformats.org/officeDocument/2006/relationships" xmlns:m="http://schemas.openxmlformats.org/officeDocument/2006/math" xmlns:v="urn:schemas-microsoft-com:vml" xmlns:wp14="http://schemas.microsoft.com/office/word/2010/wordprocessingDrawing" xmlns:wp="http://schemas.openxmlformats.org/drawingml/2006/wordprocessingDrawing" xmlns:w10="urn:schemas-microsoft-com:office:word" xmlns:w="http://schemas.openxmlformats.org/wordprocessingml/2006/main" xmlns:w14="http://schemas.microsoft.com/office/word/2010/wordml" xmlns:w15="http://schemas.microsoft.com/office/word/2012/wordml" xmlns:w16cex="http://schemas.microsoft.com/office/word/2018/wordml/cex" xmlns:w16cid="http://schemas.microsoft.com/office/word/2016/wordml/cid" xmlns:w16="http://schemas.microsoft.com/office/word/2018/wordml" xmlns:w16du="http://schemas.microsoft.com/office/word/2023/wordml/word16du" xmlns:w16sdtdh="http://schemas.microsoft.com/office/word/2020/wordml/sdtdatahash" xmlns:w16se="http://schemas.microsoft.com/office/word/2015/wordml/symex" xmlns:wpg="http://schemas.microsoft.com/office/word/2010/wordprocessingGroup" xmlns:wpi="http://schemas.microsoft.com/office/word/2010/wordprocessingInk" xmlns:wne="http://schemas.microsoft.com/office/word/2006/wordml" xmlns:wps="http://schemas.microsoft.com/office/word/2010/wordprocessingShape" mc:Ignorable="w14 w15 w16se w16cid w16 w16cex w16sdtdh w16du wp14">
   <w:footnote w:type="separator" w:id="-1">
     <w:p>
       <w:pPr>
@@ -2618,7 +3162,7 @@
 </file>
 
 <file path=word/numbering.xml><?xml version="1.0" encoding="utf-8"?>
-<w:numbering xmlns:wpc="http://schemas.microsoft.com/office/word/2010/wordprocessingCanvas" xmlns:cx="http://schemas.microsoft.com/office/drawing/2014/chartex" xmlns:cx1="http://schemas.microsoft.com/office/drawing/2015/9/8/chartex" xmlns:cx2="http://schemas.microsoft.com/office/drawing/2015/10/21/chartex" xmlns:cx3="http://schemas.microsoft.com/office/drawing/2016/5/9/chartex" xmlns:cx4="http://schemas.microsoft.com/office/drawing/2016/5/10/chartex" xmlns:cx5="http://schemas.microsoft.com/office/drawing/2016/5/11/chartex" xmlns:cx6="http://schemas.microsoft.com/office/drawing/2016/5/12/chartex" xmlns:cx7="http://schemas.microsoft.com/office/drawing/2016/5/13/chartex" xmlns:cx8="http://schemas.microsoft.com/office/drawing/2016/5/14/chartex" xmlns:mc="http://schemas.openxmlformats.org/markup-compatibility/2006" xmlns:aink="http://schemas.microsoft.com/office/drawing/2016/ink" xmlns:am3d="http://schemas.microsoft.com/office/drawing/2017/model3d" xmlns:o="urn:schemas-microsoft-com:office:office" xmlns:oel="http://schemas.microsoft.com/office/2019/extlst" xmlns:r="http://schemas.openxmlformats.org/officeDocument/2006/relationships" xmlns:m="http://schemas.openxmlformats.org/officeDocument/2006/math" xmlns:v="urn:schemas-microsoft-com:vml" xmlns:wp14="http://schemas.microsoft.com/office/word/2010/wordprocessingDrawing" xmlns:wp="http://schemas.openxmlformats.org/drawingml/2006/wordprocessingDrawing" xmlns:w10="urn:schemas-microsoft-com:office:word" xmlns:w="http://schemas.openxmlformats.org/wordprocessingml/2006/main" xmlns:w14="http://schemas.microsoft.com/office/word/2010/wordml" xmlns:w15="http://schemas.microsoft.com/office/word/2012/wordml" xmlns:w16cex="http://schemas.microsoft.com/office/word/2018/wordml/cex" xmlns:w16cid="http://schemas.microsoft.com/office/word/2016/wordml/cid" xmlns:w16="http://schemas.microsoft.com/office/word/2018/wordml" xmlns:w16sdtdh="http://schemas.microsoft.com/office/word/2020/wordml/sdtdatahash" xmlns:w16se="http://schemas.microsoft.com/office/word/2015/wordml/symex" xmlns:wpg="http://schemas.microsoft.com/office/word/2010/wordprocessingGroup" xmlns:wpi="http://schemas.microsoft.com/office/word/2010/wordprocessingInk" xmlns:wne="http://schemas.microsoft.com/office/word/2006/wordml" xmlns:wps="http://schemas.microsoft.com/office/word/2010/wordprocessingShape" mc:Ignorable="w14 w15 w16se w16cid w16 w16cex w16sdtdh wp14">
+<w:numbering xmlns:wpc="http://schemas.microsoft.com/office/word/2010/wordprocessingCanvas" xmlns:cx="http://schemas.microsoft.com/office/drawing/2014/chartex" xmlns:cx1="http://schemas.microsoft.com/office/drawing/2015/9/8/chartex" xmlns:cx2="http://schemas.microsoft.com/office/drawing/2015/10/21/chartex" xmlns:cx3="http://schemas.microsoft.com/office/drawing/2016/5/9/chartex" xmlns:cx4="http://schemas.microsoft.com/office/drawing/2016/5/10/chartex" xmlns:cx5="http://schemas.microsoft.com/office/drawing/2016/5/11/chartex" xmlns:cx6="http://schemas.microsoft.com/office/drawing/2016/5/12/chartex" xmlns:cx7="http://schemas.microsoft.com/office/drawing/2016/5/13/chartex" xmlns:cx8="http://schemas.microsoft.com/office/drawing/2016/5/14/chartex" xmlns:mc="http://schemas.openxmlformats.org/markup-compatibility/2006" xmlns:aink="http://schemas.microsoft.com/office/drawing/2016/ink" xmlns:am3d="http://schemas.microsoft.com/office/drawing/2017/model3d" xmlns:o="urn:schemas-microsoft-com:office:office" xmlns:oel="http://schemas.microsoft.com/office/2019/extlst" xmlns:r="http://schemas.openxmlformats.org/officeDocument/2006/relationships" xmlns:m="http://schemas.openxmlformats.org/officeDocument/2006/math" xmlns:v="urn:schemas-microsoft-com:vml" xmlns:wp14="http://schemas.microsoft.com/office/word/2010/wordprocessingDrawing" xmlns:wp="http://schemas.openxmlformats.org/drawingml/2006/wordprocessingDrawing" xmlns:w10="urn:schemas-microsoft-com:office:word" xmlns:w="http://schemas.openxmlformats.org/wordprocessingml/2006/main" xmlns:w14="http://schemas.microsoft.com/office/word/2010/wordml" xmlns:w15="http://schemas.microsoft.com/office/word/2012/wordml" xmlns:w16cex="http://schemas.microsoft.com/office/word/2018/wordml/cex" xmlns:w16cid="http://schemas.microsoft.com/office/word/2016/wordml/cid" xmlns:w16="http://schemas.microsoft.com/office/word/2018/wordml" xmlns:w16du="http://schemas.microsoft.com/office/word/2023/wordml/word16du" xmlns:w16sdtdh="http://schemas.microsoft.com/office/word/2020/wordml/sdtdatahash" xmlns:w16se="http://schemas.microsoft.com/office/word/2015/wordml/symex" xmlns:wpg="http://schemas.microsoft.com/office/word/2010/wordprocessingGroup" xmlns:wpi="http://schemas.microsoft.com/office/word/2010/wordprocessingInk" xmlns:wne="http://schemas.microsoft.com/office/word/2006/wordml" xmlns:wps="http://schemas.microsoft.com/office/word/2010/wordprocessingShape" mc:Ignorable="w14 w15 w16se w16cid w16 w16cex w16sdtdh w16du wp14">
   <w:abstractNum w:abstractNumId="0" w15:restartNumberingAfterBreak="0">
     <w:nsid w:val="087C2F4A"/>
     <w:multiLevelType w:val="hybridMultilevel"/>
@@ -3296,7 +3840,7 @@
 </file>
 
 <file path=word/styles.xml><?xml version="1.0" encoding="utf-8"?>
-<w:styles xmlns:mc="http://schemas.openxmlformats.org/markup-compatibility/2006" xmlns:r="http://schemas.openxmlformats.org/officeDocument/2006/relationships" xmlns:w="http://schemas.openxmlformats.org/wordprocessingml/2006/main" xmlns:w14="http://schemas.microsoft.com/office/word/2010/wordml" xmlns:w15="http://schemas.microsoft.com/office/word/2012/wordml" xmlns:w16cex="http://schemas.microsoft.com/office/word/2018/wordml/cex" xmlns:w16cid="http://schemas.microsoft.com/office/word/2016/wordml/cid" xmlns:w16="http://schemas.microsoft.com/office/word/2018/wordml" xmlns:w16sdtdh="http://schemas.microsoft.com/office/word/2020/wordml/sdtdatahash" xmlns:w16se="http://schemas.microsoft.com/office/word/2015/wordml/symex" mc:Ignorable="w14 w15 w16se w16cid w16 w16cex w16sdtdh">
+<w:styles xmlns:mc="http://schemas.openxmlformats.org/markup-compatibility/2006" xmlns:r="http://schemas.openxmlformats.org/officeDocument/2006/relationships" xmlns:w="http://schemas.openxmlformats.org/wordprocessingml/2006/main" xmlns:w14="http://schemas.microsoft.com/office/word/2010/wordml" xmlns:w15="http://schemas.microsoft.com/office/word/2012/wordml" xmlns:w16cex="http://schemas.microsoft.com/office/word/2018/wordml/cex" xmlns:w16cid="http://schemas.microsoft.com/office/word/2016/wordml/cid" xmlns:w16="http://schemas.microsoft.com/office/word/2018/wordml" xmlns:w16du="http://schemas.microsoft.com/office/word/2023/wordml/word16du" xmlns:w16sdtdh="http://schemas.microsoft.com/office/word/2020/wordml/sdtdatahash" xmlns:w16se="http://schemas.microsoft.com/office/word/2015/wordml/symex" mc:Ignorable="w14 w15 w16se w16cid w16 w16cex w16sdtdh w16du">
   <w:docDefaults>
     <w:rPrDefault>
       <w:rPr>
